--- a/Layout/Execution Form.docx
+++ b/Layout/Execution Form.docx
@@ -3629,6 +3629,70 @@
  
  < N a v W o r d R e p o r t X m l P a r t   x m l n s = " u r n : m i c r o s o f t - d y n a m i c s - n a v / r e p o r t s / E x e c u t i o n _ F o r m / 5 2 1 8 5 8 1 4 / " >   
+     < B C R e p o r t I n f o r m a t i o n > + 
+         < R e p o r t M e t a d a t a > + 
+             < E x t e n s i o n I d > E x t e n s i o n   I D < / E x t e n s i o n I d > + 
+             < E x t e n s i o n N a m e > E x t e n s i o n   N a m e < / E x t e n s i o n N a m e > + 
+             < E x t e n s i o n P u b l i s h e r > E x t e n s i o n   P u b l i s h e r < / E x t e n s i o n P u b l i s h e r > + 
+             < E x t e n s i o n V e r s i o n > E x t e n s i o n   V e r s i o n < / E x t e n s i o n V e r s i o n > + 
+             < R e p o r t I d > R e p o r t   I D < / R e p o r t I d > + 
+             < R e p o r t N a m e > R e p o r t   N a m e < / R e p o r t N a m e > + 
+             < A b o u t T h i s R e p o r t T i t l e > A b o u t   T h i s   R e p o r t   T i t l e < / A b o u t T h i s R e p o r t T i t l e > + 
+             < A b o u t T h i s R e p o r t T e x t > A b o u t   T h i s   R e p o r t   T e x t < / A b o u t T h i s R e p o r t T e x t > + 
+             < R e p o r t H e l p L i n k > R e p o r t   H e l p   L i n k < / R e p o r t H e l p L i n k > + 
+         < / R e p o r t M e t a d a t a > + 
+         < R e p o r t R e q u e s t > + 
+             < T e n a n t E n t r a I d > T e n a n t   E n t r a   I d < / T e n a n t E n t r a I d > + 
+             < E n v i r o n m e n t N a m e > E n v i r o n m e n t   N a m e < / E n v i r o n m e n t N a m e > + 
+             < E n v i r o n m e n t T y p e > E n v i r o n m e n t   T y p e < / E n v i r o n m e n t T y p e > + 
+             < C o m p a n y N a m e > C o m p a n y   N a m e < / C o m p a n y N a m e > + 
+             < C o m p a n y D i s p l a y N a m e > C o m p a n y   D i s p l a y   N a m e < / C o m p a n y D i s p l a y N a m e > + 
+             < C o m p a n y I d > C o m p a n y   I D < / C o m p a n y I d > + 
+             < U s e r N a m e > U s e r   N a m e < / U s e r N a m e > + 
+             < D a t e A n d T i m e > D a t e   a n d   T i m e < / D a t e A n d T i m e > + 
+             < L a n g u a g e > L a n g u a g e < / L a n g u a g e > + 
+             < F o r m a t R e g i o n > F o r m a t   R e g i o n < / F o r m a t R e g i o n > + 
+             < D a t e T i m e V a l u e s > + 
+                 < Y e a r > Y e a r < / Y e a r > + 
+                 < M o n t h N u m b e r > M o n t h   N u m b e r < / M o n t h N u m b e r > + 
+                 < D a y N u m b e r > D a y   N u m b e r < / D a y N u m b e r > + 
+                 < H o u r > H o u r < / H o u r > + 
+                 < M i n u t e > M i n u t e < / M i n u t e > + 
+             < / D a t e T i m e V a l u e s > + 
+         < / R e p o r t R e q u e s t > + 
+     < / B C R e p o r t I n f o r m a t i o n > + 
      < S e c u r i t i e s _ C o l l e c t i o n _ R e g i s t e r >   
          < D i s c h a r g e D o c u m e n t _ A t t a c h m e n t s > D i s c h a r g e D o c u m e n t _ A t t a c h m e n t s < / D i s c h a r g e D o c u m e n t _ A t t a c h m e n t s > 
--- a/Layout/Execution Form.docx
+++ b/Layout/Execution Form.docx
@@ -3629,70 +3629,6 @@
  
  < N a v W o r d R e p o r t X m l P a r t   x m l n s = " u r n : m i c r o s o f t - d y n a m i c s - n a v / r e p o r t s / E x e c u t i o n _ F o r m / 5 2 1 8 5 8 1 4 / " >   
-     < B C R e p o r t I n f o r m a t i o n > - 
-         < R e p o r t M e t a d a t a > - 
-             < E x t e n s i o n I d > E x t e n s i o n   I D < / E x t e n s i o n I d > - 
-             < E x t e n s i o n N a m e > E x t e n s i o n   N a m e < / E x t e n s i o n N a m e > - 
-             < E x t e n s i o n P u b l i s h e r > E x t e n s i o n   P u b l i s h e r < / E x t e n s i o n P u b l i s h e r > - 
-             < E x t e n s i o n V e r s i o n > E x t e n s i o n   V e r s i o n < / E x t e n s i o n V e r s i o n > - 
-             < R e p o r t I d > R e p o r t   I D < / R e p o r t I d > - 
-             < R e p o r t N a m e > R e p o r t   N a m e < / R e p o r t N a m e > - 
-             < A b o u t T h i s R e p o r t T i t l e > A b o u t   T h i s   R e p o r t   T i t l e < / A b o u t T h i s R e p o r t T i t l e > - 
-             < A b o u t T h i s R e p o r t T e x t > A b o u t   T h i s   R e p o r t   T e x t < / A b o u t T h i s R e p o r t T e x t > - 
-             < R e p o r t H e l p L i n k > R e p o r t   H e l p   L i n k < / R e p o r t H e l p L i n k > - 
-         < / R e p o r t M e t a d a t a > - 
-         < R e p o r t R e q u e s t > - 
-             < T e n a n t E n t r a I d > T e n a n t   E n t r a   I d < / T e n a n t E n t r a I d > - 
-             < E n v i r o n m e n t N a m e > E n v i r o n m e n t   N a m e < / E n v i r o n m e n t N a m e > - 
-             < E n v i r o n m e n t T y p e > E n v i r o n m e n t   T y p e < / E n v i r o n m e n t T y p e > - 
-             < C o m p a n y N a m e > C o m p a n y   N a m e < / C o m p a n y N a m e > - 
-             < C o m p a n y D i s p l a y N a m e > C o m p a n y   D i s p l a y   N a m e < / C o m p a n y D i s p l a y N a m e > - 
-             < C o m p a n y I d > C o m p a n y   I D < / C o m p a n y I d > - 
-             < U s e r N a m e > U s e r   N a m e < / U s e r N a m e > - 
-             < D a t e A n d T i m e > D a t e   a n d   T i m e < / D a t e A n d T i m e > - 
-             < L a n g u a g e > L a n g u a g e < / L a n g u a g e > - 
-             < F o r m a t R e g i o n > F o r m a t   R e g i o n < / F o r m a t R e g i o n > - 
-             < D a t e T i m e V a l u e s > - 
-                 < Y e a r > Y e a r < / Y e a r > - 
-                 < M o n t h N u m b e r > M o n t h   N u m b e r < / M o n t h N u m b e r > - 
-                 < D a y N u m b e r > D a y   N u m b e r < / D a y N u m b e r > - 
-                 < H o u r > H o u r < / H o u r > - 
-                 < M i n u t e > M i n u t e < / M i n u t e > - 
-             < / D a t e T i m e V a l u e s > - 
-         < / R e p o r t R e q u e s t > - 
-     < / B C R e p o r t I n f o r m a t i o n > - 
      < S e c u r i t i e s _ C o l l e c t i o n _ R e g i s t e r >   
          < D i s c h a r g e D o c u m e n t _ A t t a c h m e n t s > D i s c h a r g e D o c u m e n t _ A t t a c h m e n t s < / D i s c h a r g e D o c u m e n t _ A t t a c h m e n t s > 
--- a/Layout/Execution Form.docx
+++ b/Layout/Execution Form.docx
@@ -3645,6 +3645,8 @@
  
              < R e p o r t N a m e > R e p o r t   N a m e < / R e p o r t N a m e >   
+             < R e p o r t C a p t i o n > R e p o r t   C a p t i o n < / R e p o r t C a p t i o n > + 
              < A b o u t T h i s R e p o r t T i t l e > A b o u t   T h i s   R e p o r t   T i t l e < / A b o u t T h i s R e p o r t T i t l e >   
              < A b o u t T h i s R e p o r t T e x t > A b o u t   T h i s   R e p o r t   T e x t < / A b o u t T h i s R e p o r t T e x t > @@ -3690,6 +3692,84 @@
              < / D a t e T i m e V a l u e s >   
          < / R e p o r t R e q u e s t > + 
+         < C o m p a n y M e t a d a t a > + 
+             < C o m p a n y N a m e > C o m p a n y   N a m e < / C o m p a n y N a m e > + 
+             < C o m p a n y D i s p l a y N a m e > C o m p a n y   D i s p l a y   N a m e < / C o m p a n y D i s p l a y N a m e > + 
+             < C o m p a n y A d d r e s s L i n e s > + 
+                 < C o m p a n y A d d r e s s L i n e 1 > C o m p a n y   A d d r e s s   L i n e   1 < / C o m p a n y A d d r e s s L i n e 1 > + 
+                 < C o m p a n y A d d r e s s L i n e 2 > C o m p a n y   A d d r e s s   L i n e   2 < / C o m p a n y A d d r e s s L i n e 2 > + 
+                 < C o m p a n y A d d r e s s L i n e 3 > C o m p a n y   A d d r e s s   L i n e   3 < / C o m p a n y A d d r e s s L i n e 3 > + 
+                 < C o m p a n y A d d r e s s L i n e 4 > C o m p a n y   A d d r e s s   L i n e   4 < / C o m p a n y A d d r e s s L i n e 4 > + 
+                 < C o m p a n y A d d r e s s L i n e 5 > C o m p a n y   A d d r e s s   L i n e   5 < / C o m p a n y A d d r e s s L i n e 5 > + 
+                 < C o m p a n y A d d r e s s L i n e 6 > C o m p a n y   A d d r e s s   L i n e   6 < / C o m p a n y A d d r e s s L i n e 6 > + 
+                 < C o m p a n y A d d r e s s L i n e 7 > C o m p a n y   A d d r e s s   L i n e   7 < / C o m p a n y A d d r e s s L i n e 7 > + 
+                 < C o m p a n y A d d r e s s L i n e 8 > C o m p a n y   A d d r e s s   L i n e   8 < / C o m p a n y A d d r e s s L i n e 8 > + 
+             < / C o m p a n y A d d r e s s L i n e s > + 
+             < C o m p a n y P h o n e > C o m p a n y   P h o n e < / C o m p a n y P h o n e > + 
+             < C o m p a n y P h o n e C a p t i o n > C o m p a n y   P h o n e   C a p t i o n < / C o m p a n y P h o n e C a p t i o n > + 
+             < C o m p a n y F a x N o > C o m p a n y   F a x   N o . < / C o m p a n y F a x N o > + 
+             < C o m p a n y F a x N o C a p t i o n > C o m p a n y   F a x   N o .   C a p t i o n < / C o m p a n y F a x N o C a p t i o n > + 
+             < C o m p a n y E m a i l > C o m p a n y   E m a i l < / C o m p a n y E m a i l > + 
+             < C o m p a n y E m a i l C a p t i o n > C o m p a n y   E m a i l   C a p t i o n < / C o m p a n y E m a i l C a p t i o n > + 
+             < C o m p a n y H o m e P a g e > C o m p a n y   H o m e   P a g e < / C o m p a n y H o m e P a g e > + 
+             < C o m p a n y H o m e P a g e C a p t i o n > C o m p a n y   H o m e   P a g e   C a p t i o n < / C o m p a n y H o m e P a g e C a p t i o n > + 
+             < C o m p a n y L o g o > C o m p a n y   L o g o < / C o m p a n y L o g o > + 
+             < C o m p a n y V A T R e g i s t r a t i o n N o > C o m p a n y   V A T   R e g i s t r a t i o n   N o . < / C o m p a n y V A T R e g i s t r a t i o n N o > + 
+             < C o m p a n y V A T R e g i s t r a t i o n N o C a p t i o n > C o m p a n y   V A T   R e g i s t r a t i o n   N o .   C a p t i o n < / C o m p a n y V A T R e g i s t r a t i o n N o C a p t i o n > + 
+             < C o m p a n y R e g i s t r a t i o n N o > C o m p a n y   R e g i s t r a t i o n   N o . < / C o m p a n y R e g i s t r a t i o n N o > + 
+             < C o m p a n y R e g i s t r a t i o n N o C a p t i o n > C o m p a n y   R e g i s t r a t i o n   N o .   C a p t i o n < / C o m p a n y R e g i s t r a t i o n N o C a p t i o n > + 
+             < C o m p a n y B a n k N a m e > C o m p a n y   B a n k   N a m e < / C o m p a n y B a n k N a m e > + 
+             < C o m p a n y B a n k N a m e C a p t i o n > C o m p a n y   B a n k   N a m e   C a p t i o n < / C o m p a n y B a n k N a m e C a p t i o n > + 
+             < C o m p a n y B a n k A c c o u n t N o > C o m p a n y   B a n k   A c c o u n t   N o . < / C o m p a n y B a n k A c c o u n t N o > + 
+             < C o m p a n y B a n k A c c o u n t N o C a p t i o n > C o m p a n y   B a n k   A c c o u n t   N o .   C a p t i o n < / C o m p a n y B a n k A c c o u n t N o C a p t i o n > + 
+             < C o m p a n y B a n k B r a n c h N o > C o m p a n y   B a n k   B r a n c h   N o . < / C o m p a n y B a n k B r a n c h N o > + 
+             < C o m p a n y B a n k B r a n c h N o C a p t i o n > C o m p a n y   B a n k   B r a n c h   N o .   C a p t i o n < / C o m p a n y B a n k B r a n c h N o C a p t i o n > + 
+             < C o m p a n y I B A N > C o m p a n y   I B A N < / C o m p a n y I B A N > + 
+             < C o m p a n y I B A N C a p t i o n > C o m p a n y   I B A N   C a p t i o n < / C o m p a n y I B A N C a p t i o n > + 
+             < C o m p a n y B a n k S W I F T > C o m p a n y   B a n k   S W I F T < / C o m p a n y B a n k S W I F T > + 
+             < C o m p a n y B a n k S W I F T C a p t i o n > C o m p a n y   B a n k   S W I F T   C a p t i o n < / C o m p a n y B a n k S W I F T C a p t i o n > + 
+             < C o m p a n y G i r o N o > C o m p a n y   G i r o   N o . < / C o m p a n y G i r o N o > + 
+             < C o m p a n y G i r o N o C a p t i o n > C o m p a n y   G i r o   N o .   C a p t i o n < / C o m p a n y G i r o N o C a p t i o n > + 
+         < / C o m p a n y M e t a d a t a >   
      < / B C R e p o r t I n f o r m a t i o n >   
@@ -3780,6 +3860,241 @@
 
 <file path=customXml/item2.xml><?xml version="1.0" encoding="utf-8"?>
 <b:Sources xmlns:b="http://schemas.openxmlformats.org/officeDocument/2006/bibliography" xmlns="http://schemas.openxmlformats.org/officeDocument/2006/bibliography" SelectedStyle="\APASixthEditionOfficeOnline.xsl" StyleName="APA" Version="6"/>
+</file>
+
+<file path=customXml/item3.xml>��< ? x m l   v e r s i o n = " 1 . 0 "   e n c o d i n g = " u t f - 1 6 " ? > + 
+ < N a v W o r d R e p o r t X m l P a r t   x m l n s = " u r n : m i c r o s o f t - d y n a m i c s - b u s i n e s s c e n t r a l / i n t e r n a l / e x t e n d e d / r e p o r t s / E x e c u t i o n _ F o r m / 5 2 1 8 5 8 1 4 / " > + 
+     < B C R e p o r t I n f o r m a t i o n > + 
+         < R e p o r t M e t a d a t a > + 
+             < E x t e n s i o n I d > E x t e n s i o n   I D < / E x t e n s i o n I d > + 
+             < E x t e n s i o n N a m e > E x t e n s i o n   N a m e < / E x t e n s i o n N a m e > + 
+             < E x t e n s i o n P u b l i s h e r > E x t e n s i o n   P u b l i s h e r < / E x t e n s i o n P u b l i s h e r > + 
+             < E x t e n s i o n V e r s i o n > E x t e n s i o n   V e r s i o n < / E x t e n s i o n V e r s i o n > + 
+             < R e p o r t I d > R e p o r t   I D < / R e p o r t I d > + 
+             < R e p o r t N a m e > R e p o r t   N a m e < / R e p o r t N a m e > + 
+             < R e p o r t C a p t i o n > R e p o r t   C a p t i o n < / R e p o r t C a p t i o n > + 
+             < A b o u t T h i s R e p o r t T i t l e > A b o u t   T h i s   R e p o r t   T i t l e < / A b o u t T h i s R e p o r t T i t l e > + 
+             < A b o u t T h i s R e p o r t T e x t > A b o u t   T h i s   R e p o r t   T e x t < / A b o u t T h i s R e p o r t T e x t > + 
+             < R e p o r t H e l p L i n k > R e p o r t   H e l p   L i n k < / R e p o r t H e l p L i n k > + 
+         < / R e p o r t M e t a d a t a > + 
+         < R e p o r t R e q u e s t > + 
+             < T e n a n t E n t r a I d > T e n a n t   E n t r a   I d < / T e n a n t E n t r a I d > + 
+             < E n v i r o n m e n t N a m e > E n v i r o n m e n t   N a m e < / E n v i r o n m e n t N a m e > + 
+             < E n v i r o n m e n t T y p e > E n v i r o n m e n t   T y p e < / E n v i r o n m e n t T y p e > + 
+             < C o m p a n y N a m e > C o m p a n y   N a m e < / C o m p a n y N a m e > + 
+             < C o m p a n y D i s p l a y N a m e > C o m p a n y   D i s p l a y   N a m e < / C o m p a n y D i s p l a y N a m e > + 
+             < C o m p a n y I d > C o m p a n y   I D < / C o m p a n y I d > + 
+             < U s e r N a m e > U s e r   N a m e < / U s e r N a m e > + 
+             < D a t e A n d T i m e > D a t e   a n d   T i m e < / D a t e A n d T i m e > + 
+             < L a n g u a g e > L a n g u a g e < / L a n g u a g e > + 
+             < F o r m a t R e g i o n > F o r m a t   R e g i o n < / F o r m a t R e g i o n > + 
+             < D a t e T i m e V a l u e s > + 
+                 < Y e a r > Y e a r < / Y e a r > + 
+                 < M o n t h N u m b e r > M o n t h   N u m b e r < / M o n t h N u m b e r > + 
+                 < D a y N u m b e r > D a y   N u m b e r < / D a y N u m b e r > + 
+                 < H o u r > H o u r < / H o u r > + 
+                 < M i n u t e > M i n u t e < / M i n u t e > + 
+             < / D a t e T i m e V a l u e s > + 
+         < / R e p o r t R e q u e s t > + 
+         < C o m p a n y M e t a d a t a > + 
+             < C o m p a n y N a m e > C o m p a n y   N a m e < / C o m p a n y N a m e > + 
+             < C o m p a n y D i s p l a y N a m e > C o m p a n y   D i s p l a y   N a m e < / C o m p a n y D i s p l a y N a m e > + 
+             < C o m p a n y A d d r e s s L i n e s > + 
+                 < C o m p a n y A d d r e s s L i n e 1 > C o m p a n y   A d d r e s s   L i n e   1 < / C o m p a n y A d d r e s s L i n e 1 > + 
+                 < C o m p a n y A d d r e s s L i n e 2 > C o m p a n y   A d d r e s s   L i n e   2 < / C o m p a n y A d d r e s s L i n e 2 > + 
+                 < C o m p a n y A d d r e s s L i n e 3 > C o m p a n y   A d d r e s s   L i n e   3 < / C o m p a n y A d d r e s s L i n e 3 > + 
+                 < C o m p a n y A d d r e s s L i n e 4 > C o m p a n y   A d d r e s s   L i n e   4 < / C o m p a n y A d d r e s s L i n e 4 > + 
+                 < C o m p a n y A d d r e s s L i n e 5 > C o m p a n y   A d d r e s s   L i n e   5 < / C o m p a n y A d d r e s s L i n e 5 > + 
+                 < C o m p a n y A d d r e s s L i n e 6 > C o m p a n y   A d d r e s s   L i n e   6 < / C o m p a n y A d d r e s s L i n e 6 > + 
+                 < C o m p a n y A d d r e s s L i n e 7 > C o m p a n y   A d d r e s s   L i n e   7 < / C o m p a n y A d d r e s s L i n e 7 > + 
+                 < C o m p a n y A d d r e s s L i n e 8 > C o m p a n y   A d d r e s s   L i n e   8 < / C o m p a n y A d d r e s s L i n e 8 > + 
+             < / C o m p a n y A d d r e s s L i n e s > + 
+             < C o m p a n y P h o n e > C o m p a n y   P h o n e < / C o m p a n y P h o n e > + 
+             < C o m p a n y P h o n e C a p t i o n > C o m p a n y   P h o n e   C a p t i o n < / C o m p a n y P h o n e C a p t i o n > + 
+             < C o m p a n y F a x N o > C o m p a n y   F a x   N o . < / C o m p a n y F a x N o > + 
+             < C o m p a n y F a x N o C a p t i o n > C o m p a n y   F a x   N o .   C a p t i o n < / C o m p a n y F a x N o C a p t i o n > + 
+             < C o m p a n y E m a i l > C o m p a n y   E m a i l < / C o m p a n y E m a i l > + 
+             < C o m p a n y E m a i l C a p t i o n > C o m p a n y   E m a i l   C a p t i o n < / C o m p a n y E m a i l C a p t i o n > + 
+             < C o m p a n y H o m e P a g e > C o m p a n y   H o m e   P a g e < / C o m p a n y H o m e P a g e > + 
+             < C o m p a n y H o m e P a g e C a p t i o n > C o m p a n y   H o m e   P a g e   C a p t i o n < / C o m p a n y H o m e P a g e C a p t i o n > + 
+             < C o m p a n y L o g o > C o m p a n y   L o g o < / C o m p a n y L o g o > + 
+             < C o m p a n y V A T R e g i s t r a t i o n N o > C o m p a n y   V A T   R e g i s t r a t i o n   N o . < / C o m p a n y V A T R e g i s t r a t i o n N o > + 
+             < C o m p a n y V A T R e g i s t r a t i o n N o C a p t i o n > C o m p a n y   V A T   R e g i s t r a t i o n   N o .   C a p t i o n < / C o m p a n y V A T R e g i s t r a t i o n N o C a p t i o n > + 
+             < C o m p a n y R e g i s t r a t i o n N o > C o m p a n y   R e g i s t r a t i o n   N o . < / C o m p a n y R e g i s t r a t i o n N o > + 
+             < C o m p a n y R e g i s t r a t i o n N o C a p t i o n > C o m p a n y   R e g i s t r a t i o n   N o .   C a p t i o n < / C o m p a n y R e g i s t r a t i o n N o C a p t i o n > + 
+             < C o m p a n y B a n k N a m e > C o m p a n y   B a n k   N a m e < / C o m p a n y B a n k N a m e > + 
+             < C o m p a n y B a n k N a m e C a p t i o n > C o m p a n y   B a n k   N a m e   C a p t i o n < / C o m p a n y B a n k N a m e C a p t i o n > + 
+             < C o m p a n y B a n k A c c o u n t N o > C o m p a n y   B a n k   A c c o u n t   N o . < / C o m p a n y B a n k A c c o u n t N o > + 
+             < C o m p a n y B a n k A c c o u n t N o C a p t i o n > C o m p a n y   B a n k   A c c o u n t   N o .   C a p t i o n < / C o m p a n y B a n k A c c o u n t N o C a p t i o n > + 
+             < C o m p a n y B a n k B r a n c h N o > C o m p a n y   B a n k   B r a n c h   N o . < / C o m p a n y B a n k B r a n c h N o > + 
+             < C o m p a n y B a n k B r a n c h N o C a p t i o n > C o m p a n y   B a n k   B r a n c h   N o .   C a p t i o n < / C o m p a n y B a n k B r a n c h N o C a p t i o n > + 
+             < C o m p a n y I B A N > C o m p a n y   I B A N < / C o m p a n y I B A N > + 
+             < C o m p a n y I B A N C a p t i o n > C o m p a n y   I B A N   C a p t i o n < / C o m p a n y I B A N C a p t i o n > + 
+             < C o m p a n y B a n k S W I F T > C o m p a n y   B a n k   S W I F T < / C o m p a n y B a n k S W I F T > + 
+             < C o m p a n y B a n k S W I F T C a p t i o n > C o m p a n y   B a n k   S W I F T   C a p t i o n < / C o m p a n y B a n k S W I F T C a p t i o n > + 
+             < C o m p a n y G i r o N o > C o m p a n y   G i r o   N o . < / C o m p a n y G i r o N o > + 
+             < C o m p a n y G i r o N o C a p t i o n > C o m p a n y   G i r o   N o .   C a p t i o n < / C o m p a n y G i r o N o C a p t i o n > + 
+         < / C o m p a n y M e t a d a t a > + 
+     < / B C R e p o r t I n f o r m a t i o n > + 
+     < T o o l t i p s   / > + 
+     < S e c u r i t i e s _ C o l l e c t i o n _ R e g i s t e r   E l e m e n t T y p e = " D a t a I t e m "   E l e m e n t I d = " 1 8 9 0 0 0 9 4 5 4 " > + 
+         < D i s c h a r g e D o c u m e n t _ A t t a c h m e n t s   E l e m e n t T y p e = " C o l u m n "   E l e m e n t I d = " 3 5 8 7 0 3 1 5 "   D a t a T y p e = " T e x t " > D i s c h a r g e D o c u m e n t _ A t t a c h m e n t s < / D i s c h a r g e D o c u m e n t _ A t t a c h m e n t s > + 
+         < L o a n _ N u m b e r _   E l e m e n t T y p e = " C o l u m n "   E l e m e n t I d = " 7 4 5 4 0 3 9 4 "   D a t a T y p e = " C o d e " > L o a n _ N u m b e r _ < / L o a n _ N u m b e r _ > + 
+         < M e m b e r s _ N a m e   E l e m e n t T y p e = " C o l u m n "   E l e m e n t I d = " 1 9 1 2 3 4 2 7 3 4 "   D a t a T y p e = " T e x t " > M e m b e r s _ N a m e < / M e m b e r s _ N a m e > + 
+         < R e v i e w B o o l e a n   E l e m e n t T y p e = " C o l u m n "   E l e m e n t I d = " 9 4 4 9 0 0 6 6 7 "   D a t a T y p e = " T e x t " > R e v i e w B o o l e a n < / R e v i e w B o o l e a n > + 
+         < R e v i e w e d _ B y _ L e g a l _ D e p a r t m e n t   E l e m e n t T y p e = " C o l u m n "   E l e m e n t I d = " 1 7 8 6 4 7 6 8 8 3 "   D a t a T y p e = " B o o l e a n " > R e v i e w e d _ B y _ L e g a l _ D e p a r t m e n t < / R e v i e w e d _ B y _ L e g a l _ D e p a r t m e n t > + 
+         < R e v i e w e d _ B y _ L e g a l _ O f f i c e r   E l e m e n t T y p e = " C o l u m n "   E l e m e n t I d = " 2 5 8 1 4 1 0 6 7 "   D a t a T y p e = " C o d e " > R e v i e w e d _ B y _ L e g a l _ O f f i c e r < / R e v i e w e d _ B y _ L e g a l _ O f f i c e r > + 
+         < S e c u r i t y P e r f e c t i o n   E l e m e n t T y p e = " D a t a I t e m "   E l e m e n t I d = " 6 4 5 9 8 0 9 7 6 " > + 
+             < A l l L o a n s S e c u r i t y   E l e m e n t T y p e = " C o l u m n "   E l e m e n t I d = " 2 1 0 0 0 2 0 1 9 5 "   D a t a T y p e = " T e x t " > A l l L o a n s S e c u r i t y < / A l l L o a n s S e c u r i t y > + 
+             < C o n c a t e n a t e d C h a r g e d P r o p e r t y   E l e m e n t T y p e = " C o l u m n "   E l e m e n t I d = " 2 9 9 4 2 3 9 9 1 "   D a t a T y p e = " T e x t " > C o n c a t e n a t e d C h a r g e d P r o p e r t y < / C o n c a t e n a t e d C h a r g e d P r o p e r t y > + 
+             < L e g a l O f f i c e r s   E l e m e n t T y p e = " C o l u m n "   E l e m e n t I d = " 6 7 1 5 9 9 2 3 1 "   D a t a T y p e = " T e x t " > L e g a l O f f i c e r s < / L e g a l O f f i c e r s > + 
+             < L e g a l O f f i c e r T i t l e   E l e m e n t T y p e = " C o l u m n "   E l e m e n t I d = " 4 5 0 1 3 3 1 4 0 "   D a t a T y p e = " T e x t " > L e g a l O f f i c e r T i t l e < / L e g a l O f f i c e r T i t l e > + 
+             < L e n d i n g _ U n i t   E l e m e n t T y p e = " C o l u m n "   E l e m e n t I d = " 1 7 0 6 5 5 1 8 8 7 "   D a t a T y p e = " E n u m " > L e n d i n g _ U n i t < / L e n d i n g _ U n i t > + 
+             < L o a n A m o u n t   E l e m e n t T y p e = " C o l u m n "   E l e m e n t I d = " 5 0 9 9 5 8 1 3 1 "   D a t a T y p e = " D e c i m a l " > L o a n A m o u n t < / L o a n A m o u n t > + 
+             < L o a n _ N a m e   E l e m e n t T y p e = " C o l u m n "   E l e m e n t I d = " 1 5 4 6 9 6 2 6 8 1 "   D a t a T y p e = " T e x t " > L o a n _ N a m e < / L o a n _ N a m e > + 
+             < L o a n _ N o _   E l e m e n t T y p e = " C o l u m n "   E l e m e n t I d = " 1 7 4 8 4 0 3 7 3 6 "   D a t a T y p e = " C o d e " > L o a n _ N o _ < / L o a n _ N o _ > + 
+             < M e m b e r _ N a m e   E l e m e n t T y p e = " C o l u m n "   E l e m e n t I d = " 4 7 8 0 1 4 5 1 "   D a t a T y p e = " T e x t " > M e m b e r _ N a m e < / M e m b e r _ N a m e > + 
+             < M e m b e r _ N o _   E l e m e n t T y p e = " C o l u m n "   E l e m e n t I d = " 2 0 9 0 0 8 2 3 8 8 "   D a t a T y p e = " C o d e " > M e m b e r _ N o _ < / M e m b e r _ N o _ > + 
+             < P e r f e c t i o n N o   E l e m e n t T y p e = " C o l u m n "   E l e m e n t I d = " 1 1 1 0 9 4 3 6 8 1 "   D a t a T y p e = " C o d e " > P e r f e c t i o n N o < / P e r f e c t i o n N o > + 
+             < P e r f e c t i o n _ A t t a c h e m e n t s   E l e m e n t T y p e = " C o l u m n "   E l e m e n t I d = " 3 4 0 4 4 0 8 2 2 "   D a t a T y p e = " T e x t " > P e r f e c t i o n _ A t t a c h e m e n t s < / P e r f e c t i o n _ A t t a c h e m e n t s > + 
+             < T o d a y Y e a r   E l e m e n t T y p e = " C o l u m n "   E l e m e n t I d = " 6 6 4 4 3 9 9 4 7 "   D a t a T y p e = " I n t e g e r " > T o d a y Y e a r < / T o d a y Y e a r > + 
+             < P e r f e c t i o n _ L i n e s   E l e m e n t T y p e = " D a t a I t e m "   E l e m e n t I d = " 1 4 8 2 2 7 7 0 3 6 " > + 
+                 < A m o u n t _ t o _ C h a r g e   E l e m e n t T y p e = " C o l u m n "   E l e m e n t I d = " 8 1 4 6 6 2 6 9 6 "   D a t a T y p e = " D e c i m a l " > A m o u n t _ t o _ C h a r g e < / A m o u n t _ t o _ C h a r g e > + 
+                 < C h a r g e d P r o p e r t y   E l e m e n t T y p e = " C o l u m n "   E l e m e n t I d = " 7 7 6 0 5 1 4 1 2 "   D a t a T y p e = " T e x t " > C h a r g e d P r o p e r t y < / C h a r g e d P r o p e r t y > + 
+                 < C h a r g e _ T y p e   E l e m e n t T y p e = " C o l u m n "   E l e m e n t I d = " 1 2 4 9 0 7 3 0 4 0 "   D a t a T y p e = " C o d e " > C h a r g e _ T y p e < / C h a r g e _ T y p e > + 
+                 < C o l l a t e r a l V a l u e   E l e m e n t T y p e = " C o l u m n "   E l e m e n t I d = " 1 1 3 4 5 9 0 9 6 3 "   D a t a T y p e = " D e c i m a l " > C o l l a t e r a l V a l u e < / C o l l a t e r a l V a l u e > + 
+                 < F o r c e d _ S a l e _ V a l u e   E l e m e n t T y p e = " C o l u m n "   E l e m e n t I d = " 2 3 4 5 1 7 0 2 0 "   D a t a T y p e = " D e c i m a l " > F o r c e d _ S a l e _ V a l u e < / F o r c e d _ S a l e _ V a l u e > + 
+                 < M a r k e t _ V a l u e   E l e m e n t T y p e = " C o l u m n "   E l e m e n t I d = " 7 3 5 3 9 5 0 7 5 "   D a t a T y p e = " D e c i m a l " > M a r k e t _ V a l u e < / M a r k e t _ V a l u e > + 
+                 < P r o p e r t y _ N o _   E l e m e n t T y p e = " C o l u m n "   E l e m e n t I d = " 2 0 8 3 5 5 7 9 2 3 "   D a t a T y p e = " C o d e " > P r o p e r t y _ N o _ < / P r o p e r t y _ N o _ > + 
+                 < S e c u r i t y _ N o _   E l e m e n t T y p e = " C o l u m n "   E l e m e n t I d = " 1 8 7 7 0 3 2 0 2 2 "   D a t a T y p e = " C o d e " > S e c u r i t y _ N o _ < / S e c u r i t y _ N o _ > + 
+             < / P e r f e c t i o n _ L i n e s > + 
+             < L o a n G u a r a n t o r s a n d S e c u r i t y   E l e m e n t T y p e = " D a t a I t e m "   E l e m e n t I d = " 1 9 2 3 2 6 1 2 6 4 " > + 
+                 < A m o u n t _ G u a r a n t e e d   E l e m e n t T y p e = " C o l u m n "   E l e m e n t I d = " 2 7 0 9 7 8 7 7 6 "   D a t a T y p e = " D e c i m a l " > A m o u n t _ G u a r a n t e e d < / A m o u n t _ G u a r a n t e e d > + 
+                 < G u a r a n t o r _ T y p e   E l e m e n t T y p e = " C o l u m n "   E l e m e n t I d = " 1 8 0 1 7 2 7 4 2 1 "   D a t a T y p e = " E n u m " > G u a r a n t o r _ T y p e < / G u a r a n t o r _ T y p e > + 
+                 < L o a n G u a r a n t o r s a n d S e c u r i t y L o a n _ N o   E l e m e n t T y p e = " C o l u m n "   E l e m e n t I d = " 7 4 1 9 6 5 4 6 2 "   D a t a T y p e = " C o d e " > L o a n G u a r a n t o r s a n d S e c u r i t y L o a n _ N o < / L o a n G u a r a n t o r s a n d S e c u r i t y L o a n _ N o > + 
+                 < L o a n S e c u r e d 1   E l e m e n t T y p e = " C o l u m n "   E l e m e n t I d = " 6 0 6 7 2 8 6 5 3 "   D a t a T y p e = " T e x t " > L o a n S e c u r e d 1 < / L o a n S e c u r e d 1 > + 
+                 < L o a n S e c u r e d 2   E l e m e n t T y p e = " C o l u m n "   E l e m e n t I d = " 1 7 7 5 1 4 8 7 9 2 "   D a t a T y p e = " T e x t " > L o a n S e c u r e d 2 < / L o a n S e c u r e d 2 > + 
+                 < L o a n S e c u r e d 3   E l e m e n t T y p e = " C o l u m n "   E l e m e n t I d = " 1 8 8 2 1 2 1 8 8 7 "   D a t a T y p e = " T e x t " > L o a n S e c u r e d 3 < / L o a n S e c u r e d 3 > + 
+             < / L o a n G u a r a n t o r s a n d S e c u r i t y > + 
+         < / S e c u r i t y P e r f e c t i o n > + 
+     < / S e c u r i t i e s _ C o l l e c t i o n _ R e g i s t e r > + 
+ < / N a v W o r d R e p o r t X m l P a r t > 
 </file>
 
 <file path=customXml/itemProps1.xml><?xml version="1.0" encoding="utf-8"?>
